--- a/force-app/main/default/documents/Loop__LOOP_Files/CACFAJBHA58e3d810c3c74b8491a2bf770bb61a24.docx
+++ b/force-app/main/default/documents/Loop__LOOP_Files/CACFAJBHA58e3d810c3c74b8491a2bf770bb61a24.docx
@@ -1526,6 +1526,7 @@
                 <w:b/>
                 <w:sz w:val="20"/>
               </w:rPr>
+              <w:lastRenderedPageBreak/>
               <w:t>Account No:</w:t>
             </w:r>
           </w:p>
@@ -1593,7 +1594,7 @@
                 <w:bCs/>
                 <w:sz w:val="20"/>
               </w:rPr>
-              <w:instrText>&lt;&lt;Lease_Lessor_Bnk_For_MR_SWIFT_Code&gt;&gt;</w:instrText>
+              <w:instrText>&lt;&lt;Lease_Lessor_Bnk_For_MR_pro_Swift_Code_Display&gt;&gt;</w:instrText>
             </w:r>
             <w:r>
               <w:rPr>
@@ -1714,7 +1715,7 @@
               <w:rPr>
                 <w:sz w:val="20"/>
               </w:rPr>
-              <w:instrText>&lt;&lt;Lease_Lessor_Bnk_For_MR_SWIFT_Code&gt;&gt;</w:instrText>
+              <w:instrText>&lt;&lt;Lease_Lessor_Bnk_For_MR_pro_Swift_Code_Display&gt;&gt;</w:instrText>
             </w:r>
             <w:r>
               <w:rPr>
@@ -1738,7 +1739,7 @@
               <w:rPr>
                 <w:sz w:val="20"/>
               </w:rPr>
-              <w:instrText>&lt;&lt;Lease_Lessor_Bnk_For_MR_Bank_Identification_Code&gt;&gt;</w:instrText>
+              <w:instrText>&lt;&lt;Lease_Lessor_Bnk_For_MR_pro_Bank_Identification_Code_Formula&gt;&gt;</w:instrText>
             </w:r>
             <w:r>
               <w:rPr>
@@ -1756,7 +1757,7 @@
               <w:rPr>
                 <w:sz w:val="20"/>
               </w:rPr>
-              <w:instrText>&lt;&lt;Lease_Lessor_Bnk_For_MR_SWIFT_Code&gt;&gt;</w:instrText>
+              <w:instrText>&lt;&lt;Lease_Lessor_Bnk_For_MR_pro_Swift_Code_Display&gt;&gt;</w:instrText>
             </w:r>
             <w:r>
               <w:rPr>
